--- a/backend/word/dermapen.docx
+++ b/backend/word/dermapen.docx
@@ -367,6 +367,11 @@
     <w:p>
       <w:r>
         <w:t>* alergia na preparaty używane podczas zabiegu</w:t>
+      </w:r>
+    </w:p>
+    <w:p>
+      <w:r>
+        <w:t>* HIV</w:t>
       </w:r>
     </w:p>
     <w:p/>
